--- a/Geschichte_11/Doppelstunde_Test_Quellenanalyse/Uebersicht_Quelleninterpretation.docx
+++ b/Geschichte_11/Doppelstunde_Test_Quellenanalyse/Uebersicht_Quelleninterpretation.docx
@@ -12,15 +12,15 @@
           <w:b/>
           <w:bCs/>
           <w:color w:val="AD4426"/>
-          <w:sz w:val="16"/>
-          <w:szCs w:val="16"/>
+          <w:sz w:val="18"/>
+          <w:szCs w:val="18"/>
         </w:rPr>
         <w:t xml:space="preserve">GESCHICHTE · KLASSE 11 · FÜR DEN HEFTER</w:t>
       </w:r>
     </w:p>
     <w:p>
       <w:pPr>
-        <w:spacing w:after="40"/>
+        <w:spacing w:after="60"/>
       </w:pPr>
       <w:r>
         <w:rPr>
@@ -28,22 +28,22 @@
           <w:b/>
           <w:bCs/>
           <w:color w:val="2B2318"/>
-          <w:sz w:val="34"/>
-          <w:szCs w:val="34"/>
+          <w:sz w:val="40"/>
+          <w:szCs w:val="40"/>
         </w:rPr>
         <w:t xml:space="preserve">So interpretierst du eine Textquelle</w:t>
       </w:r>
     </w:p>
     <w:p>
       <w:pPr>
-        <w:spacing w:after="100" w:before="0"/>
+        <w:spacing w:after="120" w:before="0"/>
       </w:pPr>
       <w:r>
         <w:rPr>
           <w:rFonts w:ascii="Calibri" w:cs="Calibri" w:eastAsia="Calibri" w:hAnsi="Calibri"/>
           <w:color w:val="2B2318"/>
-          <w:sz w:val="19"/>
-          <w:szCs w:val="19"/>
+          <w:sz w:val="22"/>
+          <w:szCs w:val="22"/>
         </w:rPr>
         <w:t xml:space="preserve">Klausur: „Interpretieren Sie die Quelle.“ Gehe immer von oben nach unten vor – </w:t>
       </w:r>
@@ -53,8 +53,8 @@
           <w:b/>
           <w:bCs/>
           <w:color w:val="2B2318"/>
-          <w:sz w:val="19"/>
-          <w:szCs w:val="19"/>
+          <w:sz w:val="22"/>
+          <w:szCs w:val="22"/>
         </w:rPr>
         <w:t xml:space="preserve">erst untersuchen, dann urteilen.</w:t>
       </w:r>
@@ -72,8 +72,8 @@
         </w:tblBorders>
       </w:tblPr>
       <w:tblGrid>
-        <w:gridCol w:w="2050"/>
-        <w:gridCol w:w="8156"/>
+        <w:gridCol w:w="2150"/>
+        <w:gridCol w:w="8056"/>
       </w:tblGrid>
       <w:tr>
         <w:trPr>
@@ -81,7 +81,7 @@
         </w:trPr>
         <w:tc>
           <w:tcPr>
-            <w:tcW w:type="dxa" w:w="2050"/>
+            <w:tcW w:type="dxa" w:w="2150"/>
             <w:tcBorders>
               <w:top w:val="none" w:color="FFFFFF" w:sz="0"/>
               <w:left w:val="none" w:color="FFFFFF" w:sz="0"/>
@@ -90,9 +90,9 @@
             </w:tcBorders>
             <w:shd w:fill="2B2318" w:color="auto" w:val="clear"/>
             <w:tcMar>
-              <w:top w:type="dxa" w:w="80"/>
+              <w:top w:type="dxa" w:w="130"/>
               <w:left w:type="dxa" w:w="120"/>
-              <w:bottom w:type="dxa" w:w="80"/>
+              <w:bottom w:type="dxa" w:w="130"/>
               <w:right w:type="dxa" w:w="120"/>
             </w:tcMar>
             <w:vAlign w:val="center"/>
@@ -107,8 +107,8 @@
                 <w:b/>
                 <w:bCs/>
                 <w:color w:val="FFFFFF"/>
-                <w:sz w:val="40"/>
-                <w:szCs w:val="40"/>
+                <w:sz w:val="48"/>
+                <w:szCs w:val="48"/>
               </w:rPr>
               <w:t xml:space="preserve">1</w:t>
             </w:r>
@@ -123,8 +123,8 @@
                 <w:b/>
                 <w:bCs/>
                 <w:color w:val="FFFFFF"/>
-                <w:sz w:val="21"/>
-                <w:szCs w:val="21"/>
+                <w:sz w:val="24"/>
+                <w:szCs w:val="24"/>
               </w:rPr>
               <w:t xml:space="preserve">Themenfrage</w:t>
             </w:r>
@@ -132,7 +132,7 @@
         </w:tc>
         <w:tc>
           <w:tcPr>
-            <w:tcW w:type="dxa" w:w="8156"/>
+            <w:tcW w:type="dxa" w:w="8056"/>
             <w:tcBorders>
               <w:top w:val="none" w:color="FFFFFF" w:sz="0"/>
               <w:left w:val="none" w:color="FFFFFF" w:sz="0"/>
@@ -141,23 +141,23 @@
             </w:tcBorders>
             <w:shd w:fill="FBF8F2" w:color="auto" w:val="clear"/>
             <w:tcMar>
-              <w:top w:type="dxa" w:w="80"/>
+              <w:top w:type="dxa" w:w="130"/>
               <w:left w:type="dxa" w:w="120"/>
-              <w:bottom w:type="dxa" w:w="80"/>
+              <w:bottom w:type="dxa" w:w="130"/>
               <w:right w:type="dxa" w:w="120"/>
             </w:tcMar>
             <w:vAlign w:val="top"/>
           </w:tcPr>
           <w:p>
             <w:pPr>
-              <w:spacing w:after="25" w:before="0"/>
-            </w:pPr>
-            <w:r>
-              <w:rPr>
-                <w:rFonts w:ascii="Calibri" w:cs="Calibri" w:eastAsia="Calibri" w:hAnsi="Calibri"/>
-                <w:color w:val="2B2318"/>
-                <w:sz w:val="20"/>
-                <w:szCs w:val="20"/>
+              <w:spacing w:after="40" w:before="0"/>
+            </w:pPr>
+            <w:r>
+              <w:rPr>
+                <w:rFonts w:ascii="Calibri" w:cs="Calibri" w:eastAsia="Calibri" w:hAnsi="Calibri"/>
+                <w:color w:val="2B2318"/>
+                <w:sz w:val="24"/>
+                <w:szCs w:val="24"/>
               </w:rPr>
               <w:t xml:space="preserve">▸ Welche Frage soll die Untersuchung beantworten? Sie steht in der Aufgabe – oder du stellst sie nach dem ersten Lesen selbst auf.</w:t>
             </w:r>
@@ -172,8 +172,8 @@
                 <w:i/>
                 <w:iCs/>
                 <w:color w:val="5A5044"/>
-                <w:sz w:val="20"/>
-                <w:szCs w:val="20"/>
+                <w:sz w:val="24"/>
+                <w:szCs w:val="24"/>
               </w:rPr>
               <w:t xml:space="preserve">✎ „Die Untersuchung geht der Frage nach, ob / wie …“</w:t>
             </w:r>
@@ -190,8 +190,8 @@
         <w:rPr>
           <w:rFonts w:ascii="Calibri" w:cs="Calibri" w:eastAsia="Calibri" w:hAnsi="Calibri"/>
           <w:color w:val="D9A441"/>
-          <w:sz w:val="16"/>
-          <w:szCs w:val="16"/>
+          <w:sz w:val="22"/>
+          <w:szCs w:val="22"/>
         </w:rPr>
         <w:t xml:space="preserve">▼</w:t>
       </w:r>
@@ -209,8 +209,8 @@
         </w:tblBorders>
       </w:tblPr>
       <w:tblGrid>
-        <w:gridCol w:w="2050"/>
-        <w:gridCol w:w="8156"/>
+        <w:gridCol w:w="2150"/>
+        <w:gridCol w:w="8056"/>
       </w:tblGrid>
       <w:tr>
         <w:trPr>
@@ -218,7 +218,7 @@
         </w:trPr>
         <w:tc>
           <w:tcPr>
-            <w:tcW w:type="dxa" w:w="2050"/>
+            <w:tcW w:type="dxa" w:w="2150"/>
             <w:tcBorders>
               <w:top w:val="none" w:color="FFFFFF" w:sz="0"/>
               <w:left w:val="none" w:color="FFFFFF" w:sz="0"/>
@@ -227,9 +227,9 @@
             </w:tcBorders>
             <w:shd w:fill="AD4426" w:color="auto" w:val="clear"/>
             <w:tcMar>
-              <w:top w:type="dxa" w:w="80"/>
+              <w:top w:type="dxa" w:w="130"/>
               <w:left w:type="dxa" w:w="120"/>
-              <w:bottom w:type="dxa" w:w="80"/>
+              <w:bottom w:type="dxa" w:w="130"/>
               <w:right w:type="dxa" w:w="120"/>
             </w:tcMar>
             <w:vAlign w:val="center"/>
@@ -244,8 +244,8 @@
                 <w:b/>
                 <w:bCs/>
                 <w:color w:val="FFFFFF"/>
-                <w:sz w:val="40"/>
-                <w:szCs w:val="40"/>
+                <w:sz w:val="48"/>
+                <w:szCs w:val="48"/>
               </w:rPr>
               <w:t xml:space="preserve">2a</w:t>
             </w:r>
@@ -260,8 +260,8 @@
                 <w:b/>
                 <w:bCs/>
                 <w:color w:val="FFFFFF"/>
-                <w:sz w:val="21"/>
-                <w:szCs w:val="21"/>
+                <w:sz w:val="24"/>
+                <w:szCs w:val="24"/>
               </w:rPr>
               <w:t xml:space="preserve">Analyse: formal</w:t>
             </w:r>
@@ -276,8 +276,8 @@
                 <w:i/>
                 <w:iCs/>
                 <w:color w:val="F4ECDE"/>
-                <w:sz w:val="15"/>
-                <w:szCs w:val="15"/>
+                <w:sz w:val="18"/>
+                <w:szCs w:val="18"/>
               </w:rPr>
               <w:t xml:space="preserve">Wer? Was? Wann?</w:t>
             </w:r>
@@ -285,7 +285,7 @@
         </w:tc>
         <w:tc>
           <w:tcPr>
-            <w:tcW w:type="dxa" w:w="8156"/>
+            <w:tcW w:type="dxa" w:w="8056"/>
             <w:tcBorders>
               <w:top w:val="none" w:color="FFFFFF" w:sz="0"/>
               <w:left w:val="none" w:color="FFFFFF" w:sz="0"/>
@@ -294,9 +294,9 @@
             </w:tcBorders>
             <w:shd w:fill="FBF8F2" w:color="auto" w:val="clear"/>
             <w:tcMar>
-              <w:top w:type="dxa" w:w="80"/>
+              <w:top w:type="dxa" w:w="130"/>
               <w:left w:type="dxa" w:w="120"/>
-              <w:bottom w:type="dxa" w:w="80"/>
+              <w:bottom w:type="dxa" w:w="130"/>
               <w:right w:type="dxa" w:w="120"/>
             </w:tcMar>
             <w:vAlign w:val="top"/>
@@ -309,8 +309,8 @@
               <w:rPr>
                 <w:rFonts w:ascii="Calibri" w:cs="Calibri" w:eastAsia="Calibri" w:hAnsi="Calibri"/>
                 <w:color w:val="2B2318"/>
-                <w:sz w:val="20"/>
-                <w:szCs w:val="20"/>
+                <w:sz w:val="24"/>
+                <w:szCs w:val="24"/>
               </w:rPr>
               <w:t xml:space="preserve">Die </w:t>
             </w:r>
@@ -320,24 +320,24 @@
                 <w:b/>
                 <w:bCs/>
                 <w:color w:val="2B2318"/>
-                <w:sz w:val="20"/>
-                <w:szCs w:val="20"/>
-              </w:rPr>
-              <w:t xml:space="preserve">TATTE(A)-Formel</w:t>
-            </w:r>
-            <w:r>
-              <w:rPr>
-                <w:rFonts w:ascii="Calibri" w:cs="Calibri" w:eastAsia="Calibri" w:hAnsi="Calibri"/>
-                <w:color w:val="2B2318"/>
-                <w:sz w:val="20"/>
-                <w:szCs w:val="20"/>
+                <w:sz w:val="24"/>
+                <w:szCs w:val="24"/>
+              </w:rPr>
+              <w:t xml:space="preserve">TATTEA-Formel</w:t>
+            </w:r>
+            <w:r>
+              <w:rPr>
+                <w:rFonts w:ascii="Calibri" w:cs="Calibri" w:eastAsia="Calibri" w:hAnsi="Calibri"/>
+                <w:color w:val="2B2318"/>
+                <w:sz w:val="24"/>
+                <w:szCs w:val="24"/>
               </w:rPr>
               <w:t xml:space="preserve"> – damit beginnt jede Interpretation:</w:t>
             </w:r>
           </w:p>
           <w:tbl>
             <w:tblPr>
-              <w:tblW w:type="dxa" w:w="7914"/>
+              <w:tblW w:type="dxa" w:w="7812"/>
               <w:tblBorders>
                 <w:top w:val="single" w:color="auto" w:sz="4"/>
                 <w:left w:val="single" w:color="auto" w:sz="4"/>
@@ -348,17 +348,17 @@
               </w:tblBorders>
             </w:tblPr>
             <w:tblGrid>
-              <w:gridCol w:w="1319"/>
-              <w:gridCol w:w="1319"/>
-              <w:gridCol w:w="1319"/>
-              <w:gridCol w:w="1319"/>
-              <w:gridCol w:w="1319"/>
-              <w:gridCol w:w="1319"/>
+              <w:gridCol w:w="1302"/>
+              <w:gridCol w:w="1302"/>
+              <w:gridCol w:w="1302"/>
+              <w:gridCol w:w="1302"/>
+              <w:gridCol w:w="1302"/>
+              <w:gridCol w:w="1302"/>
             </w:tblGrid>
             <w:tr>
               <w:tc>
                 <w:tcPr>
-                  <w:tcW w:type="dxa" w:w="1319"/>
+                  <w:tcW w:type="dxa" w:w="1302"/>
                   <w:tcBorders>
                     <w:top w:val="single" w:color="FFFFFF" w:sz="18"/>
                     <w:left w:val="single" w:color="FFFFFF" w:sz="18"/>
@@ -385,8 +385,8 @@
                       <w:b/>
                       <w:bCs/>
                       <w:color w:val="AD4426"/>
-                      <w:sz w:val="40"/>
-                      <w:szCs w:val="40"/>
+                      <w:sz w:val="46"/>
+                      <w:szCs w:val="46"/>
                     </w:rPr>
                     <w:t xml:space="preserve">T</w:t>
                   </w:r>
@@ -402,8 +402,8 @@
                       <w:b/>
                       <w:bCs/>
                       <w:color w:val="2B2318"/>
-                      <w:sz w:val="17"/>
-                      <w:szCs w:val="17"/>
+                      <w:sz w:val="19"/>
+                      <w:szCs w:val="19"/>
                     </w:rPr>
                     <w:t xml:space="preserve">Titel</w:t>
                   </w:r>
@@ -411,7 +411,7 @@
               </w:tc>
               <w:tc>
                 <w:tcPr>
-                  <w:tcW w:type="dxa" w:w="1319"/>
+                  <w:tcW w:type="dxa" w:w="1302"/>
                   <w:tcBorders>
                     <w:top w:val="single" w:color="FFFFFF" w:sz="18"/>
                     <w:left w:val="single" w:color="FFFFFF" w:sz="18"/>
@@ -438,8 +438,8 @@
                       <w:b/>
                       <w:bCs/>
                       <w:color w:val="AD4426"/>
-                      <w:sz w:val="40"/>
-                      <w:szCs w:val="40"/>
+                      <w:sz w:val="46"/>
+                      <w:szCs w:val="46"/>
                     </w:rPr>
                     <w:t xml:space="preserve">A</w:t>
                   </w:r>
@@ -455,8 +455,8 @@
                       <w:b/>
                       <w:bCs/>
                       <w:color w:val="2B2318"/>
-                      <w:sz w:val="17"/>
-                      <w:szCs w:val="17"/>
+                      <w:sz w:val="19"/>
+                      <w:szCs w:val="19"/>
                     </w:rPr>
                     <w:t xml:space="preserve">Autor</w:t>
                   </w:r>
@@ -464,7 +464,7 @@
               </w:tc>
               <w:tc>
                 <w:tcPr>
-                  <w:tcW w:type="dxa" w:w="1319"/>
+                  <w:tcW w:type="dxa" w:w="1302"/>
                   <w:tcBorders>
                     <w:top w:val="single" w:color="FFFFFF" w:sz="18"/>
                     <w:left w:val="single" w:color="FFFFFF" w:sz="18"/>
@@ -491,8 +491,8 @@
                       <w:b/>
                       <w:bCs/>
                       <w:color w:val="AD4426"/>
-                      <w:sz w:val="40"/>
-                      <w:szCs w:val="40"/>
+                      <w:sz w:val="46"/>
+                      <w:szCs w:val="46"/>
                     </w:rPr>
                     <w:t xml:space="preserve">T</w:t>
                   </w:r>
@@ -508,8 +508,8 @@
                       <w:b/>
                       <w:bCs/>
                       <w:color w:val="2B2318"/>
-                      <w:sz w:val="17"/>
-                      <w:szCs w:val="17"/>
+                      <w:sz w:val="19"/>
+                      <w:szCs w:val="19"/>
                     </w:rPr>
                     <w:t xml:space="preserve">Textsorte</w:t>
                   </w:r>
@@ -517,7 +517,7 @@
               </w:tc>
               <w:tc>
                 <w:tcPr>
-                  <w:tcW w:type="dxa" w:w="1319"/>
+                  <w:tcW w:type="dxa" w:w="1302"/>
                   <w:tcBorders>
                     <w:top w:val="single" w:color="FFFFFF" w:sz="18"/>
                     <w:left w:val="single" w:color="FFFFFF" w:sz="18"/>
@@ -544,8 +544,8 @@
                       <w:b/>
                       <w:bCs/>
                       <w:color w:val="AD4426"/>
-                      <w:sz w:val="40"/>
-                      <w:szCs w:val="40"/>
+                      <w:sz w:val="46"/>
+                      <w:szCs w:val="46"/>
                     </w:rPr>
                     <w:t xml:space="preserve">T</w:t>
                   </w:r>
@@ -561,8 +561,8 @@
                       <w:b/>
                       <w:bCs/>
                       <w:color w:val="2B2318"/>
-                      <w:sz w:val="17"/>
-                      <w:szCs w:val="17"/>
+                      <w:sz w:val="19"/>
+                      <w:szCs w:val="19"/>
                     </w:rPr>
                     <w:t xml:space="preserve">Thema</w:t>
                   </w:r>
@@ -570,7 +570,7 @@
               </w:tc>
               <w:tc>
                 <w:tcPr>
-                  <w:tcW w:type="dxa" w:w="1319"/>
+                  <w:tcW w:type="dxa" w:w="1302"/>
                   <w:tcBorders>
                     <w:top w:val="single" w:color="FFFFFF" w:sz="18"/>
                     <w:left w:val="single" w:color="FFFFFF" w:sz="18"/>
@@ -597,8 +597,8 @@
                       <w:b/>
                       <w:bCs/>
                       <w:color w:val="AD4426"/>
-                      <w:sz w:val="40"/>
-                      <w:szCs w:val="40"/>
+                      <w:sz w:val="46"/>
+                      <w:szCs w:val="46"/>
                     </w:rPr>
                     <w:t xml:space="preserve">E</w:t>
                   </w:r>
@@ -614,8 +614,8 @@
                       <w:b/>
                       <w:bCs/>
                       <w:color w:val="2B2318"/>
-                      <w:sz w:val="17"/>
-                      <w:szCs w:val="17"/>
+                      <w:sz w:val="19"/>
+                      <w:szCs w:val="19"/>
                     </w:rPr>
                     <w:t xml:space="preserve">Entstehungs-zeit und -ort</w:t>
                   </w:r>
@@ -623,14 +623,14 @@
               </w:tc>
               <w:tc>
                 <w:tcPr>
-                  <w:tcW w:type="dxa" w:w="1319"/>
+                  <w:tcW w:type="dxa" w:w="1302"/>
                   <w:tcBorders>
                     <w:top w:val="single" w:color="FFFFFF" w:sz="18"/>
                     <w:left w:val="single" w:color="FFFFFF" w:sz="18"/>
                     <w:bottom w:val="single" w:color="FFFFFF" w:sz="18"/>
                     <w:right w:val="single" w:color="FFFFFF" w:sz="18"/>
                   </w:tcBorders>
-                  <w:shd w:fill="EDE4D3" w:color="auto" w:val="clear"/>
+                  <w:shd w:fill="F4ECDE" w:color="auto" w:val="clear"/>
                   <w:tcMar>
                     <w:top w:type="dxa" w:w="40"/>
                     <w:left w:type="dxa" w:w="120"/>
@@ -649,11 +649,11 @@
                       <w:rFonts w:ascii="Cambria" w:cs="Cambria" w:eastAsia="Cambria" w:hAnsi="Cambria"/>
                       <w:b/>
                       <w:bCs/>
-                      <w:color w:val="5A5044"/>
-                      <w:sz w:val="40"/>
-                      <w:szCs w:val="40"/>
+                      <w:color w:val="AD4426"/>
+                      <w:sz w:val="46"/>
+                      <w:szCs w:val="46"/>
                     </w:rPr>
-                    <w:t xml:space="preserve">(A)</w:t>
+                    <w:t xml:space="preserve">A</w:t>
                   </w:r>
                 </w:p>
                 <w:p>
@@ -667,8 +667,8 @@
                       <w:b/>
                       <w:bCs/>
                       <w:color w:val="2B2318"/>
-                      <w:sz w:val="17"/>
-                      <w:szCs w:val="17"/>
+                      <w:sz w:val="19"/>
+                      <w:szCs w:val="19"/>
                     </w:rPr>
                     <w:t xml:space="preserve">Adressat</w:t>
                   </w:r>
@@ -686,8 +686,8 @@
                 <w:b/>
                 <w:bCs/>
                 <w:color w:val="5A5044"/>
-                <w:sz w:val="15"/>
-                <w:szCs w:val="15"/>
+                <w:sz w:val="18"/>
+                <w:szCs w:val="18"/>
               </w:rPr>
               <w:t xml:space="preserve">Beispiel:</w:t>
             </w:r>
@@ -702,8 +702,8 @@
                 <w:i/>
                 <w:iCs/>
                 <w:color w:val="2B2318"/>
-                <w:sz w:val="20"/>
-                <w:szCs w:val="20"/>
+                <w:sz w:val="24"/>
+                <w:szCs w:val="24"/>
               </w:rPr>
               <w:t xml:space="preserve">„Bei der Quelle handelt es sich um </w:t>
             </w:r>
@@ -713,8 +713,8 @@
                 <w:i/>
                 <w:iCs/>
                 <w:color w:val="2B2318"/>
-                <w:sz w:val="20"/>
-                <w:szCs w:val="20"/>
+                <w:sz w:val="24"/>
+                <w:szCs w:val="24"/>
               </w:rPr>
               <w:t xml:space="preserve">ein Gedicht</w:t>
             </w:r>
@@ -724,8 +724,8 @@
                 <w:b/>
                 <w:bCs/>
                 <w:color w:val="AD4426"/>
-                <w:sz w:val="14"/>
-                <w:szCs w:val="14"/>
+                <w:sz w:val="16"/>
+                <w:szCs w:val="16"/>
               </w:rPr>
               <w:t xml:space="preserve"> [Textsorte]</w:t>
             </w:r>
@@ -735,8 +735,8 @@
                 <w:i/>
                 <w:iCs/>
                 <w:color w:val="2B2318"/>
-                <w:sz w:val="20"/>
-                <w:szCs w:val="20"/>
+                <w:sz w:val="24"/>
+                <w:szCs w:val="24"/>
               </w:rPr>
               <w:t xml:space="preserve"> ohne Titel </w:t>
             </w:r>
@@ -746,10 +746,10 @@
                 <w:b/>
                 <w:bCs/>
                 <w:color w:val="AD4426"/>
-                <w:sz w:val="14"/>
-                <w:szCs w:val="14"/>
-              </w:rPr>
-              <w:t xml:space="preserve">[T]</w:t>
+                <w:sz w:val="16"/>
+                <w:szCs w:val="16"/>
+              </w:rPr>
+              <w:t xml:space="preserve">[Titel]</w:t>
             </w:r>
             <w:r>
               <w:rPr>
@@ -757,8 +757,8 @@
                 <w:i/>
                 <w:iCs/>
                 <w:color w:val="2B2318"/>
-                <w:sz w:val="20"/>
-                <w:szCs w:val="20"/>
+                <w:sz w:val="24"/>
+                <w:szCs w:val="24"/>
               </w:rPr>
               <w:t xml:space="preserve"> des Gesetzgebers </w:t>
             </w:r>
@@ -768,8 +768,8 @@
                 <w:i/>
                 <w:iCs/>
                 <w:color w:val="2B2318"/>
-                <w:sz w:val="20"/>
-                <w:szCs w:val="20"/>
+                <w:sz w:val="24"/>
+                <w:szCs w:val="24"/>
               </w:rPr>
               <w:t xml:space="preserve">Solon</w:t>
             </w:r>
@@ -779,10 +779,10 @@
                 <w:b/>
                 <w:bCs/>
                 <w:color w:val="AD4426"/>
-                <w:sz w:val="14"/>
-                <w:szCs w:val="14"/>
-              </w:rPr>
-              <w:t xml:space="preserve"> [A]</w:t>
+                <w:sz w:val="16"/>
+                <w:szCs w:val="16"/>
+              </w:rPr>
+              <w:t xml:space="preserve"> [Autor]</w:t>
             </w:r>
             <w:r>
               <w:rPr>
@@ -790,8 +790,8 @@
                 <w:i/>
                 <w:iCs/>
                 <w:color w:val="2B2318"/>
-                <w:sz w:val="20"/>
-                <w:szCs w:val="20"/>
+                <w:sz w:val="24"/>
+                <w:szCs w:val="24"/>
               </w:rPr>
               <w:t xml:space="preserve">, das </w:t>
             </w:r>
@@ -801,8 +801,8 @@
                 <w:i/>
                 <w:iCs/>
                 <w:color w:val="2B2318"/>
-                <w:sz w:val="20"/>
-                <w:szCs w:val="20"/>
+                <w:sz w:val="24"/>
+                <w:szCs w:val="24"/>
               </w:rPr>
               <w:t xml:space="preserve">um 590 v. Chr. in Athen</w:t>
             </w:r>
@@ -812,10 +812,10 @@
                 <w:b/>
                 <w:bCs/>
                 <w:color w:val="AD4426"/>
-                <w:sz w:val="14"/>
-                <w:szCs w:val="14"/>
-              </w:rPr>
-              <w:t xml:space="preserve"> [E]</w:t>
+                <w:sz w:val="16"/>
+                <w:szCs w:val="16"/>
+              </w:rPr>
+              <w:t xml:space="preserve"> [Entstehung]</w:t>
             </w:r>
             <w:r>
               <w:rPr>
@@ -823,8 +823,8 @@
                 <w:i/>
                 <w:iCs/>
                 <w:color w:val="2B2318"/>
-                <w:sz w:val="20"/>
-                <w:szCs w:val="20"/>
+                <w:sz w:val="24"/>
+                <w:szCs w:val="24"/>
               </w:rPr>
               <w:t xml:space="preserve"> entstand. Er wendet sich </w:t>
             </w:r>
@@ -834,8 +834,8 @@
                 <w:i/>
                 <w:iCs/>
                 <w:color w:val="2B2318"/>
-                <w:sz w:val="20"/>
-                <w:szCs w:val="20"/>
+                <w:sz w:val="24"/>
+                <w:szCs w:val="24"/>
               </w:rPr>
               <w:t xml:space="preserve">an die Athener</w:t>
             </w:r>
@@ -845,10 +845,10 @@
                 <w:b/>
                 <w:bCs/>
                 <w:color w:val="AD4426"/>
-                <w:sz w:val="14"/>
-                <w:szCs w:val="14"/>
-              </w:rPr>
-              <w:t xml:space="preserve"> [(A)]</w:t>
+                <w:sz w:val="16"/>
+                <w:szCs w:val="16"/>
+              </w:rPr>
+              <w:t xml:space="preserve"> [Adressat]</w:t>
             </w:r>
             <w:r>
               <w:rPr>
@@ -856,8 +856,8 @@
                 <w:i/>
                 <w:iCs/>
                 <w:color w:val="2B2318"/>
-                <w:sz w:val="20"/>
-                <w:szCs w:val="20"/>
+                <w:sz w:val="24"/>
+                <w:szCs w:val="24"/>
               </w:rPr>
               <w:t xml:space="preserve"> und </w:t>
             </w:r>
@@ -867,8 +867,8 @@
                 <w:i/>
                 <w:iCs/>
                 <w:color w:val="2B2318"/>
-                <w:sz w:val="20"/>
-                <w:szCs w:val="20"/>
+                <w:sz w:val="24"/>
+                <w:szCs w:val="24"/>
               </w:rPr>
               <w:t xml:space="preserve">rechtfertigt seine Reformen</w:t>
             </w:r>
@@ -878,8 +878,8 @@
                 <w:b/>
                 <w:bCs/>
                 <w:color w:val="AD4426"/>
-                <w:sz w:val="14"/>
-                <w:szCs w:val="14"/>
+                <w:sz w:val="16"/>
+                <w:szCs w:val="16"/>
               </w:rPr>
               <w:t xml:space="preserve"> [Thema]</w:t>
             </w:r>
@@ -889,8 +889,8 @@
                 <w:i/>
                 <w:iCs/>
                 <w:color w:val="2B2318"/>
-                <w:sz w:val="20"/>
-                <w:szCs w:val="20"/>
+                <w:sz w:val="24"/>
+                <w:szCs w:val="24"/>
               </w:rPr>
               <w:t xml:space="preserve">.“</w:t>
             </w:r>
@@ -903,8 +903,8 @@
               <w:rPr>
                 <w:rFonts w:ascii="Calibri" w:cs="Calibri" w:eastAsia="Calibri" w:hAnsi="Calibri"/>
                 <w:color w:val="5A5044"/>
-                <w:sz w:val="15"/>
-                <w:szCs w:val="15"/>
+                <w:sz w:val="18"/>
+                <w:szCs w:val="18"/>
               </w:rPr>
               <w:t xml:space="preserve">Kein Titel? Dann die Überschrift im Buch oder Material nennen.</w:t>
             </w:r>
@@ -921,8 +921,8 @@
         <w:rPr>
           <w:rFonts w:ascii="Calibri" w:cs="Calibri" w:eastAsia="Calibri" w:hAnsi="Calibri"/>
           <w:color w:val="D9A441"/>
-          <w:sz w:val="16"/>
-          <w:szCs w:val="16"/>
+          <w:sz w:val="22"/>
+          <w:szCs w:val="22"/>
         </w:rPr>
         <w:t xml:space="preserve">▼</w:t>
       </w:r>
@@ -940,8 +940,8 @@
         </w:tblBorders>
       </w:tblPr>
       <w:tblGrid>
-        <w:gridCol w:w="2050"/>
-        <w:gridCol w:w="8156"/>
+        <w:gridCol w:w="2150"/>
+        <w:gridCol w:w="8056"/>
       </w:tblGrid>
       <w:tr>
         <w:trPr>
@@ -949,7 +949,7 @@
         </w:trPr>
         <w:tc>
           <w:tcPr>
-            <w:tcW w:type="dxa" w:w="2050"/>
+            <w:tcW w:type="dxa" w:w="2150"/>
             <w:tcBorders>
               <w:top w:val="none" w:color="FFFFFF" w:sz="0"/>
               <w:left w:val="none" w:color="FFFFFF" w:sz="0"/>
@@ -958,9 +958,9 @@
             </w:tcBorders>
             <w:shd w:fill="AD4426" w:color="auto" w:val="clear"/>
             <w:tcMar>
-              <w:top w:type="dxa" w:w="80"/>
+              <w:top w:type="dxa" w:w="130"/>
               <w:left w:type="dxa" w:w="120"/>
-              <w:bottom w:type="dxa" w:w="80"/>
+              <w:bottom w:type="dxa" w:w="130"/>
               <w:right w:type="dxa" w:w="120"/>
             </w:tcMar>
             <w:vAlign w:val="center"/>
@@ -975,8 +975,8 @@
                 <w:b/>
                 <w:bCs/>
                 <w:color w:val="FFFFFF"/>
-                <w:sz w:val="40"/>
-                <w:szCs w:val="40"/>
+                <w:sz w:val="48"/>
+                <w:szCs w:val="48"/>
               </w:rPr>
               <w:t xml:space="preserve">2b</w:t>
             </w:r>
@@ -991,8 +991,8 @@
                 <w:b/>
                 <w:bCs/>
                 <w:color w:val="FFFFFF"/>
-                <w:sz w:val="21"/>
-                <w:szCs w:val="21"/>
+                <w:sz w:val="24"/>
+                <w:szCs w:val="24"/>
               </w:rPr>
               <w:t xml:space="preserve">Analyse: inhaltlich</w:t>
             </w:r>
@@ -1007,8 +1007,8 @@
                 <w:i/>
                 <w:iCs/>
                 <w:color w:val="F4ECDE"/>
-                <w:sz w:val="15"/>
-                <w:szCs w:val="15"/>
+                <w:sz w:val="18"/>
+                <w:szCs w:val="18"/>
               </w:rPr>
               <w:t xml:space="preserve">Was steht drin?</w:t>
             </w:r>
@@ -1016,7 +1016,7 @@
         </w:tc>
         <w:tc>
           <w:tcPr>
-            <w:tcW w:type="dxa" w:w="8156"/>
+            <w:tcW w:type="dxa" w:w="8056"/>
             <w:tcBorders>
               <w:top w:val="none" w:color="FFFFFF" w:sz="0"/>
               <w:left w:val="none" w:color="FFFFFF" w:sz="0"/>
@@ -1025,23 +1025,23 @@
             </w:tcBorders>
             <w:shd w:fill="FBF8F2" w:color="auto" w:val="clear"/>
             <w:tcMar>
-              <w:top w:type="dxa" w:w="80"/>
+              <w:top w:type="dxa" w:w="130"/>
               <w:left w:type="dxa" w:w="120"/>
-              <w:bottom w:type="dxa" w:w="80"/>
+              <w:bottom w:type="dxa" w:w="130"/>
               <w:right w:type="dxa" w:w="120"/>
             </w:tcMar>
             <w:vAlign w:val="top"/>
           </w:tcPr>
           <w:p>
             <w:pPr>
-              <w:spacing w:after="25" w:before="0"/>
-            </w:pPr>
-            <w:r>
-              <w:rPr>
-                <w:rFonts w:ascii="Calibri" w:cs="Calibri" w:eastAsia="Calibri" w:hAnsi="Calibri"/>
-                <w:color w:val="2B2318"/>
-                <w:sz w:val="20"/>
-                <w:szCs w:val="20"/>
+              <w:spacing w:after="40" w:before="0"/>
+            </w:pPr>
+            <w:r>
+              <w:rPr>
+                <w:rFonts w:ascii="Calibri" w:cs="Calibri" w:eastAsia="Calibri" w:hAnsi="Calibri"/>
+                <w:color w:val="2B2318"/>
+                <w:sz w:val="24"/>
+                <w:szCs w:val="24"/>
               </w:rPr>
               <w:t xml:space="preserve">▸ </w:t>
             </w:r>
@@ -1051,8 +1051,8 @@
                 <w:b/>
                 <w:bCs/>
                 <w:color w:val="2B2318"/>
-                <w:sz w:val="20"/>
-                <w:szCs w:val="20"/>
+                <w:sz w:val="24"/>
+                <w:szCs w:val="24"/>
               </w:rPr>
               <w:t xml:space="preserve">Wesentliche Aussagen</w:t>
             </w:r>
@@ -1060,22 +1060,22 @@
               <w:rPr>
                 <w:rFonts w:ascii="Calibri" w:cs="Calibri" w:eastAsia="Calibri" w:hAnsi="Calibri"/>
                 <w:color w:val="2B2318"/>
-                <w:sz w:val="20"/>
-                <w:szCs w:val="20"/>
+                <w:sz w:val="24"/>
+                <w:szCs w:val="24"/>
               </w:rPr>
               <w:t xml:space="preserve"> je Sinnabschnitt – eigene Worte, indirekte Rede, Zeilen</w:t>
             </w:r>
           </w:p>
           <w:p>
             <w:pPr>
-              <w:spacing w:after="25" w:before="0"/>
-            </w:pPr>
-            <w:r>
-              <w:rPr>
-                <w:rFonts w:ascii="Calibri" w:cs="Calibri" w:eastAsia="Calibri" w:hAnsi="Calibri"/>
-                <w:color w:val="2B2318"/>
-                <w:sz w:val="20"/>
-                <w:szCs w:val="20"/>
+              <w:spacing w:after="40" w:before="0"/>
+            </w:pPr>
+            <w:r>
+              <w:rPr>
+                <w:rFonts w:ascii="Calibri" w:cs="Calibri" w:eastAsia="Calibri" w:hAnsi="Calibri"/>
+                <w:color w:val="2B2318"/>
+                <w:sz w:val="24"/>
+                <w:szCs w:val="24"/>
               </w:rPr>
               <w:t xml:space="preserve">▸ </w:t>
             </w:r>
@@ -1085,8 +1085,8 @@
                 <w:b/>
                 <w:bCs/>
                 <w:color w:val="2B2318"/>
-                <w:sz w:val="20"/>
-                <w:szCs w:val="20"/>
+                <w:sz w:val="24"/>
+                <w:szCs w:val="24"/>
               </w:rPr>
               <w:t xml:space="preserve">Schlüsselbegriffe</w:t>
             </w:r>
@@ -1094,8 +1094,8 @@
               <w:rPr>
                 <w:rFonts w:ascii="Calibri" w:cs="Calibri" w:eastAsia="Calibri" w:hAnsi="Calibri"/>
                 <w:color w:val="2B2318"/>
-                <w:sz w:val="20"/>
-                <w:szCs w:val="20"/>
+                <w:sz w:val="24"/>
+                <w:szCs w:val="24"/>
               </w:rPr>
               <w:t xml:space="preserve"> · </w:t>
             </w:r>
@@ -1105,8 +1105,8 @@
                 <w:b/>
                 <w:bCs/>
                 <w:color w:val="2B2318"/>
-                <w:sz w:val="20"/>
-                <w:szCs w:val="20"/>
+                <w:sz w:val="24"/>
+                <w:szCs w:val="24"/>
               </w:rPr>
               <w:t xml:space="preserve">Textsprache</w:t>
             </w:r>
@@ -1114,8 +1114,8 @@
               <w:rPr>
                 <w:rFonts w:ascii="Calibri" w:cs="Calibri" w:eastAsia="Calibri" w:hAnsi="Calibri"/>
                 <w:color w:val="2B2318"/>
-                <w:sz w:val="20"/>
-                <w:szCs w:val="20"/>
+                <w:sz w:val="24"/>
+                <w:szCs w:val="24"/>
               </w:rPr>
               <w:t xml:space="preserve"> (sachlich, emotional, appellativ, argumentativ …)</w:t>
             </w:r>
@@ -1130,8 +1130,8 @@
                 <w:i/>
                 <w:iCs/>
                 <w:color w:val="5A5044"/>
-                <w:sz w:val="20"/>
-                <w:szCs w:val="20"/>
+                <w:sz w:val="24"/>
+                <w:szCs w:val="24"/>
               </w:rPr>
               <w:t xml:space="preserve">✎ „Zunächst berichtet der Autor, … habe … (Z. …). Anschließend betont er, dass …“</w:t>
             </w:r>
@@ -1148,8 +1148,8 @@
         <w:rPr>
           <w:rFonts w:ascii="Calibri" w:cs="Calibri" w:eastAsia="Calibri" w:hAnsi="Calibri"/>
           <w:color w:val="D9A441"/>
-          <w:sz w:val="16"/>
-          <w:szCs w:val="16"/>
+          <w:sz w:val="22"/>
+          <w:szCs w:val="22"/>
         </w:rPr>
         <w:t xml:space="preserve">▼</w:t>
       </w:r>
@@ -1167,8 +1167,8 @@
         </w:tblBorders>
       </w:tblPr>
       <w:tblGrid>
-        <w:gridCol w:w="2050"/>
-        <w:gridCol w:w="8156"/>
+        <w:gridCol w:w="2150"/>
+        <w:gridCol w:w="8056"/>
       </w:tblGrid>
       <w:tr>
         <w:trPr>
@@ -1176,7 +1176,7 @@
         </w:trPr>
         <w:tc>
           <w:tcPr>
-            <w:tcW w:type="dxa" w:w="2050"/>
+            <w:tcW w:type="dxa" w:w="2150"/>
             <w:tcBorders>
               <w:top w:val="none" w:color="FFFFFF" w:sz="0"/>
               <w:left w:val="none" w:color="FFFFFF" w:sz="0"/>
@@ -1185,9 +1185,9 @@
             </w:tcBorders>
             <w:shd w:fill="3E5C76" w:color="auto" w:val="clear"/>
             <w:tcMar>
-              <w:top w:type="dxa" w:w="80"/>
+              <w:top w:type="dxa" w:w="130"/>
               <w:left w:type="dxa" w:w="120"/>
-              <w:bottom w:type="dxa" w:w="80"/>
+              <w:bottom w:type="dxa" w:w="130"/>
               <w:right w:type="dxa" w:w="120"/>
             </w:tcMar>
             <w:vAlign w:val="center"/>
@@ -1202,8 +1202,8 @@
                 <w:b/>
                 <w:bCs/>
                 <w:color w:val="FFFFFF"/>
-                <w:sz w:val="40"/>
-                <w:szCs w:val="40"/>
+                <w:sz w:val="48"/>
+                <w:szCs w:val="48"/>
               </w:rPr>
               <w:t xml:space="preserve">3</w:t>
             </w:r>
@@ -1218,8 +1218,8 @@
                 <w:b/>
                 <w:bCs/>
                 <w:color w:val="FFFFFF"/>
-                <w:sz w:val="21"/>
-                <w:szCs w:val="21"/>
+                <w:sz w:val="24"/>
+                <w:szCs w:val="24"/>
               </w:rPr>
               <w:t xml:space="preserve">Historischer Kontext</w:t>
             </w:r>
@@ -1234,8 +1234,8 @@
                 <w:i/>
                 <w:iCs/>
                 <w:color w:val="F4ECDE"/>
-                <w:sz w:val="15"/>
-                <w:szCs w:val="15"/>
+                <w:sz w:val="18"/>
+                <w:szCs w:val="18"/>
               </w:rPr>
               <w:t xml:space="preserve">Was geschah damals?</w:t>
             </w:r>
@@ -1243,7 +1243,7 @@
         </w:tc>
         <w:tc>
           <w:tcPr>
-            <w:tcW w:type="dxa" w:w="8156"/>
+            <w:tcW w:type="dxa" w:w="8056"/>
             <w:tcBorders>
               <w:top w:val="none" w:color="FFFFFF" w:sz="0"/>
               <w:left w:val="none" w:color="FFFFFF" w:sz="0"/>
@@ -1252,23 +1252,23 @@
             </w:tcBorders>
             <w:shd w:fill="FBF8F2" w:color="auto" w:val="clear"/>
             <w:tcMar>
-              <w:top w:type="dxa" w:w="80"/>
+              <w:top w:type="dxa" w:w="130"/>
               <w:left w:type="dxa" w:w="120"/>
-              <w:bottom w:type="dxa" w:w="80"/>
+              <w:bottom w:type="dxa" w:w="130"/>
               <w:right w:type="dxa" w:w="120"/>
             </w:tcMar>
             <w:vAlign w:val="top"/>
           </w:tcPr>
           <w:p>
             <w:pPr>
-              <w:spacing w:after="25" w:before="0"/>
-            </w:pPr>
-            <w:r>
-              <w:rPr>
-                <w:rFonts w:ascii="Calibri" w:cs="Calibri" w:eastAsia="Calibri" w:hAnsi="Calibri"/>
-                <w:color w:val="2B2318"/>
-                <w:sz w:val="20"/>
-                <w:szCs w:val="20"/>
+              <w:spacing w:after="40" w:before="0"/>
+            </w:pPr>
+            <w:r>
+              <w:rPr>
+                <w:rFonts w:ascii="Calibri" w:cs="Calibri" w:eastAsia="Calibri" w:hAnsi="Calibri"/>
+                <w:color w:val="2B2318"/>
+                <w:sz w:val="24"/>
+                <w:szCs w:val="24"/>
               </w:rPr>
               <w:t xml:space="preserve">▸ In welches Ereignis, welche Epoche, welchen Konflikt gehört die Quelle? Was geschah vorher, was danach?</w:t>
             </w:r>
@@ -1283,8 +1283,8 @@
                 <w:i/>
                 <w:iCs/>
                 <w:color w:val="5A5044"/>
-                <w:sz w:val="20"/>
-                <w:szCs w:val="20"/>
+                <w:sz w:val="24"/>
+                <w:szCs w:val="24"/>
               </w:rPr>
               <w:t xml:space="preserve">✎ „Die Quelle bezieht sich auf …, nachdem …“</w:t>
             </w:r>
@@ -1301,8 +1301,8 @@
         <w:rPr>
           <w:rFonts w:ascii="Calibri" w:cs="Calibri" w:eastAsia="Calibri" w:hAnsi="Calibri"/>
           <w:color w:val="D9A441"/>
-          <w:sz w:val="16"/>
-          <w:szCs w:val="16"/>
+          <w:sz w:val="22"/>
+          <w:szCs w:val="22"/>
         </w:rPr>
         <w:t xml:space="preserve">▼</w:t>
       </w:r>
@@ -1320,9 +1320,9 @@
         </w:tblBorders>
       </w:tblPr>
       <w:tblGrid>
-        <w:gridCol w:w="2050"/>
-        <w:gridCol w:w="4078"/>
-        <w:gridCol w:w="4078"/>
+        <w:gridCol w:w="2150"/>
+        <w:gridCol w:w="4028"/>
+        <w:gridCol w:w="4028"/>
       </w:tblGrid>
       <w:tr>
         <w:trPr>
@@ -1330,7 +1330,7 @@
         </w:trPr>
         <w:tc>
           <w:tcPr>
-            <w:tcW w:type="dxa" w:w="2050"/>
+            <w:tcW w:type="dxa" w:w="2150"/>
             <w:tcBorders>
               <w:top w:val="none" w:color="FFFFFF" w:sz="0"/>
               <w:left w:val="none" w:color="FFFFFF" w:sz="0"/>
@@ -1339,9 +1339,9 @@
             </w:tcBorders>
             <w:shd w:fill="3C783C" w:color="auto" w:val="clear"/>
             <w:tcMar>
-              <w:top w:type="dxa" w:w="80"/>
+              <w:top w:type="dxa" w:w="130"/>
               <w:left w:type="dxa" w:w="120"/>
-              <w:bottom w:type="dxa" w:w="80"/>
+              <w:bottom w:type="dxa" w:w="130"/>
               <w:right w:type="dxa" w:w="120"/>
             </w:tcMar>
             <w:vAlign w:val="center"/>
@@ -1356,8 +1356,8 @@
                 <w:b/>
                 <w:bCs/>
                 <w:color w:val="FFFFFF"/>
-                <w:sz w:val="40"/>
-                <w:szCs w:val="40"/>
+                <w:sz w:val="48"/>
+                <w:szCs w:val="48"/>
               </w:rPr>
               <w:t xml:space="preserve">4</w:t>
             </w:r>
@@ -1372,8 +1372,8 @@
                 <w:b/>
                 <w:bCs/>
                 <w:color w:val="FFFFFF"/>
-                <w:sz w:val="21"/>
-                <w:szCs w:val="21"/>
+                <w:sz w:val="24"/>
+                <w:szCs w:val="24"/>
               </w:rPr>
               <w:t xml:space="preserve">Urteilen</w:t>
             </w:r>
@@ -1388,8 +1388,8 @@
                 <w:i/>
                 <w:iCs/>
                 <w:color w:val="F4ECDE"/>
-                <w:sz w:val="15"/>
-                <w:szCs w:val="15"/>
+                <w:sz w:val="18"/>
+                <w:szCs w:val="18"/>
               </w:rPr>
               <w:t xml:space="preserve">erst Sach-, dann Werturteil</w:t>
             </w:r>
@@ -1397,7 +1397,7 @@
         </w:tc>
         <w:tc>
           <w:tcPr>
-            <w:tcW w:type="dxa" w:w="4078"/>
+            <w:tcW w:type="dxa" w:w="4028"/>
             <w:tcBorders>
               <w:top w:val="none" w:color="FFFFFF" w:sz="0"/>
               <w:left w:val="none" w:color="FFFFFF" w:sz="0"/>
@@ -1406,9 +1406,9 @@
             </w:tcBorders>
             <w:shd w:fill="FBF8F2" w:color="auto" w:val="clear"/>
             <w:tcMar>
-              <w:top w:type="dxa" w:w="80"/>
+              <w:top w:type="dxa" w:w="130"/>
               <w:left w:type="dxa" w:w="120"/>
-              <w:bottom w:type="dxa" w:w="80"/>
+              <w:bottom w:type="dxa" w:w="130"/>
               <w:right w:type="dxa" w:w="120"/>
             </w:tcMar>
             <w:vAlign w:val="top"/>
@@ -1423,8 +1423,8 @@
                 <w:b/>
                 <w:bCs/>
                 <w:color w:val="3C783C"/>
-                <w:sz w:val="20"/>
-                <w:szCs w:val="20"/>
+                <w:sz w:val="24"/>
+                <w:szCs w:val="24"/>
               </w:rPr>
               <w:t xml:space="preserve">a) Sachurteil</w:t>
             </w:r>
@@ -1432,22 +1432,22 @@
               <w:rPr>
                 <w:rFonts w:ascii="Calibri" w:cs="Calibri" w:eastAsia="Calibri" w:hAnsi="Calibri"/>
                 <w:color w:val="3C783C"/>
-                <w:sz w:val="20"/>
-                <w:szCs w:val="20"/>
+                <w:sz w:val="24"/>
+                <w:szCs w:val="24"/>
               </w:rPr>
               <w:t xml:space="preserve"> – aus damaliger Sicht</w:t>
             </w:r>
           </w:p>
           <w:p>
             <w:pPr>
-              <w:spacing w:after="25" w:before="0"/>
-            </w:pPr>
-            <w:r>
-              <w:rPr>
-                <w:rFonts w:ascii="Calibri" w:cs="Calibri" w:eastAsia="Calibri" w:hAnsi="Calibri"/>
-                <w:color w:val="2B2318"/>
-                <w:sz w:val="20"/>
-                <w:szCs w:val="20"/>
+              <w:spacing w:after="40" w:before="0"/>
+            </w:pPr>
+            <w:r>
+              <w:rPr>
+                <w:rFonts w:ascii="Calibri" w:cs="Calibri" w:eastAsia="Calibri" w:hAnsi="Calibri"/>
+                <w:color w:val="2B2318"/>
+                <w:sz w:val="24"/>
+                <w:szCs w:val="24"/>
               </w:rPr>
               <w:t xml:space="preserve">▸ Standpunkt und </w:t>
             </w:r>
@@ -1457,8 +1457,8 @@
                 <w:b/>
                 <w:bCs/>
                 <w:color w:val="2B2318"/>
-                <w:sz w:val="20"/>
-                <w:szCs w:val="20"/>
+                <w:sz w:val="24"/>
+                <w:szCs w:val="24"/>
               </w:rPr>
               <w:t xml:space="preserve">Absicht</w:t>
             </w:r>
@@ -1466,22 +1466,22 @@
               <w:rPr>
                 <w:rFonts w:ascii="Calibri" w:cs="Calibri" w:eastAsia="Calibri" w:hAnsi="Calibri"/>
                 <w:color w:val="2B2318"/>
-                <w:sz w:val="20"/>
-                <w:szCs w:val="20"/>
+                <w:sz w:val="24"/>
+                <w:szCs w:val="24"/>
               </w:rPr>
               <w:t xml:space="preserve"> des Autors?</w:t>
             </w:r>
           </w:p>
           <w:p>
             <w:pPr>
-              <w:spacing w:after="25" w:before="0"/>
-            </w:pPr>
-            <w:r>
-              <w:rPr>
-                <w:rFonts w:ascii="Calibri" w:cs="Calibri" w:eastAsia="Calibri" w:hAnsi="Calibri"/>
-                <w:color w:val="2B2318"/>
-                <w:sz w:val="20"/>
-                <w:szCs w:val="20"/>
+              <w:spacing w:after="40" w:before="0"/>
+            </w:pPr>
+            <w:r>
+              <w:rPr>
+                <w:rFonts w:ascii="Calibri" w:cs="Calibri" w:eastAsia="Calibri" w:hAnsi="Calibri"/>
+                <w:color w:val="2B2318"/>
+                <w:sz w:val="24"/>
+                <w:szCs w:val="24"/>
               </w:rPr>
               <w:t xml:space="preserve">▸ </w:t>
             </w:r>
@@ -1491,8 +1491,8 @@
                 <w:b/>
                 <w:bCs/>
                 <w:color w:val="2B2318"/>
-                <w:sz w:val="20"/>
-                <w:szCs w:val="20"/>
+                <w:sz w:val="24"/>
+                <w:szCs w:val="24"/>
               </w:rPr>
               <w:t xml:space="preserve">Wirkung</w:t>
             </w:r>
@@ -1500,22 +1500,22 @@
               <w:rPr>
                 <w:rFonts w:ascii="Calibri" w:cs="Calibri" w:eastAsia="Calibri" w:hAnsi="Calibri"/>
                 <w:color w:val="2B2318"/>
-                <w:sz w:val="20"/>
-                <w:szCs w:val="20"/>
+                <w:sz w:val="24"/>
+                <w:szCs w:val="24"/>
               </w:rPr>
               <w:t xml:space="preserve"> auf die Adressaten?</w:t>
             </w:r>
           </w:p>
           <w:p>
             <w:pPr>
-              <w:spacing w:after="25" w:before="0"/>
-            </w:pPr>
-            <w:r>
-              <w:rPr>
-                <w:rFonts w:ascii="Calibri" w:cs="Calibri" w:eastAsia="Calibri" w:hAnsi="Calibri"/>
-                <w:color w:val="2B2318"/>
-                <w:sz w:val="20"/>
-                <w:szCs w:val="20"/>
+              <w:spacing w:after="40" w:before="0"/>
+            </w:pPr>
+            <w:r>
+              <w:rPr>
+                <w:rFonts w:ascii="Calibri" w:cs="Calibri" w:eastAsia="Calibri" w:hAnsi="Calibri"/>
+                <w:color w:val="2B2318"/>
+                <w:sz w:val="24"/>
+                <w:szCs w:val="24"/>
               </w:rPr>
               <w:t xml:space="preserve">▸ </w:t>
             </w:r>
@@ -1525,8 +1525,8 @@
                 <w:b/>
                 <w:bCs/>
                 <w:color w:val="2B2318"/>
-                <w:sz w:val="20"/>
-                <w:szCs w:val="20"/>
+                <w:sz w:val="24"/>
+                <w:szCs w:val="24"/>
               </w:rPr>
               <w:t xml:space="preserve">Glaubwürdig?</w:t>
             </w:r>
@@ -1534,8 +1534,8 @@
               <w:rPr>
                 <w:rFonts w:ascii="Calibri" w:cs="Calibri" w:eastAsia="Calibri" w:hAnsi="Calibri"/>
                 <w:color w:val="2B2318"/>
-                <w:sz w:val="20"/>
-                <w:szCs w:val="20"/>
+                <w:sz w:val="24"/>
+                <w:szCs w:val="24"/>
               </w:rPr>
               <w:t xml:space="preserve"> Widersprüche?</w:t>
             </w:r>
@@ -1550,8 +1550,8 @@
                 <w:i/>
                 <w:iCs/>
                 <w:color w:val="5A5044"/>
-                <w:sz w:val="20"/>
-                <w:szCs w:val="20"/>
+                <w:sz w:val="24"/>
+                <w:szCs w:val="24"/>
               </w:rPr>
               <w:t xml:space="preserve">✎ „Der Autor verfolgt die Absicht, …“</w:t>
             </w:r>
@@ -1559,7 +1559,7 @@
         </w:tc>
         <w:tc>
           <w:tcPr>
-            <w:tcW w:type="dxa" w:w="4078"/>
+            <w:tcW w:type="dxa" w:w="4028"/>
             <w:tcBorders>
               <w:top w:val="none" w:color="FFFFFF" w:sz="0"/>
               <w:left w:val="none" w:color="FFFFFF" w:sz="0"/>
@@ -1568,9 +1568,9 @@
             </w:tcBorders>
             <w:shd w:fill="FBF8F2" w:color="auto" w:val="clear"/>
             <w:tcMar>
-              <w:top w:type="dxa" w:w="80"/>
+              <w:top w:type="dxa" w:w="130"/>
               <w:left w:type="dxa" w:w="120"/>
-              <w:bottom w:type="dxa" w:w="80"/>
+              <w:bottom w:type="dxa" w:w="130"/>
               <w:right w:type="dxa" w:w="120"/>
             </w:tcMar>
             <w:vAlign w:val="top"/>
@@ -1585,8 +1585,8 @@
                 <w:b/>
                 <w:bCs/>
                 <w:color w:val="3C783C"/>
-                <w:sz w:val="20"/>
-                <w:szCs w:val="20"/>
+                <w:sz w:val="24"/>
+                <w:szCs w:val="24"/>
               </w:rPr>
               <w:t xml:space="preserve">b) Werturteil</w:t>
             </w:r>
@@ -1594,36 +1594,36 @@
               <w:rPr>
                 <w:rFonts w:ascii="Calibri" w:cs="Calibri" w:eastAsia="Calibri" w:hAnsi="Calibri"/>
                 <w:color w:val="3C783C"/>
-                <w:sz w:val="20"/>
-                <w:szCs w:val="20"/>
+                <w:sz w:val="24"/>
+                <w:szCs w:val="24"/>
               </w:rPr>
               <w:t xml:space="preserve"> – aus heutiger Sicht</w:t>
             </w:r>
           </w:p>
           <w:p>
             <w:pPr>
-              <w:spacing w:after="25" w:before="0"/>
-            </w:pPr>
-            <w:r>
-              <w:rPr>
-                <w:rFonts w:ascii="Calibri" w:cs="Calibri" w:eastAsia="Calibri" w:hAnsi="Calibri"/>
-                <w:color w:val="2B2318"/>
-                <w:sz w:val="20"/>
-                <w:szCs w:val="20"/>
+              <w:spacing w:after="40" w:before="0"/>
+            </w:pPr>
+            <w:r>
+              <w:rPr>
+                <w:rFonts w:ascii="Calibri" w:cs="Calibri" w:eastAsia="Calibri" w:hAnsi="Calibri"/>
+                <w:color w:val="2B2318"/>
+                <w:sz w:val="24"/>
+                <w:szCs w:val="24"/>
               </w:rPr>
               <w:t xml:space="preserve">▸ Wie bewerte ich die Quelle im Hinblick auf die Themenfrage?</w:t>
             </w:r>
           </w:p>
           <w:p>
             <w:pPr>
-              <w:spacing w:after="25" w:before="0"/>
-            </w:pPr>
-            <w:r>
-              <w:rPr>
-                <w:rFonts w:ascii="Calibri" w:cs="Calibri" w:eastAsia="Calibri" w:hAnsi="Calibri"/>
-                <w:color w:val="2B2318"/>
-                <w:sz w:val="20"/>
-                <w:szCs w:val="20"/>
+              <w:spacing w:after="40" w:before="0"/>
+            </w:pPr>
+            <w:r>
+              <w:rPr>
+                <w:rFonts w:ascii="Calibri" w:cs="Calibri" w:eastAsia="Calibri" w:hAnsi="Calibri"/>
+                <w:color w:val="2B2318"/>
+                <w:sz w:val="24"/>
+                <w:szCs w:val="24"/>
               </w:rPr>
               <w:t xml:space="preserve">▸ </w:t>
             </w:r>
@@ -1633,8 +1633,8 @@
                 <w:b/>
                 <w:bCs/>
                 <w:color w:val="2B2318"/>
-                <w:sz w:val="20"/>
-                <w:szCs w:val="20"/>
+                <w:sz w:val="24"/>
+                <w:szCs w:val="24"/>
               </w:rPr>
               <w:t xml:space="preserve">Maßstab offenlegen:</w:t>
             </w:r>
@@ -1642,8 +1642,8 @@
               <w:rPr>
                 <w:rFonts w:ascii="Calibri" w:cs="Calibri" w:eastAsia="Calibri" w:hAnsi="Calibri"/>
                 <w:color w:val="2B2318"/>
-                <w:sz w:val="20"/>
-                <w:szCs w:val="20"/>
+                <w:sz w:val="24"/>
+                <w:szCs w:val="24"/>
               </w:rPr>
               <w:t xml:space="preserve"> Gleichheit, Leistung, Schutz der Schwachen, gleiche Regeln</w:t>
             </w:r>
@@ -1658,8 +1658,8 @@
                 <w:i/>
                 <w:iCs/>
                 <w:color w:val="5A5044"/>
-                <w:sz w:val="20"/>
-                <w:szCs w:val="20"/>
+                <w:sz w:val="24"/>
+                <w:szCs w:val="24"/>
               </w:rPr>
               <w:t xml:space="preserve">✎ „Gemessen an … halte ich … für …, weil …“</w:t>
             </w:r>
@@ -1700,9 +1700,9 @@
             </w:tcBorders>
             <w:shd w:fill="2B2318" w:color="auto" w:val="clear"/>
             <w:tcMar>
-              <w:top w:type="dxa" w:w="80"/>
+              <w:top w:type="dxa" w:w="130"/>
               <w:left w:type="dxa" w:w="120"/>
-              <w:bottom w:type="dxa" w:w="80"/>
+              <w:bottom w:type="dxa" w:w="130"/>
               <w:right w:type="dxa" w:w="120"/>
             </w:tcMar>
             <w:vAlign w:val="top"/>
@@ -1717,36 +1717,36 @@
                 <w:b/>
                 <w:bCs/>
                 <w:color w:val="D9A441"/>
-                <w:sz w:val="20"/>
-                <w:szCs w:val="20"/>
+                <w:sz w:val="24"/>
+                <w:szCs w:val="24"/>
               </w:rPr>
               <w:t xml:space="preserve">⚠ Typische Fehler</w:t>
             </w:r>
           </w:p>
           <w:p>
             <w:pPr>
-              <w:spacing w:after="25" w:before="0"/>
+              <w:spacing w:after="40" w:before="0"/>
             </w:pPr>
             <w:r>
               <w:rPr>
                 <w:rFonts w:ascii="Calibri" w:cs="Calibri" w:eastAsia="Calibri" w:hAnsi="Calibri"/>
                 <w:color w:val="FFFFFF"/>
-                <w:sz w:val="19"/>
-                <w:szCs w:val="19"/>
+                <w:sz w:val="21"/>
+                <w:szCs w:val="21"/>
               </w:rPr>
               <w:t xml:space="preserve">Meinung zu früh – sie gehört erst in Schritt 4.</w:t>
             </w:r>
           </w:p>
           <w:p>
             <w:pPr>
-              <w:spacing w:after="25" w:before="0"/>
+              <w:spacing w:after="40" w:before="0"/>
             </w:pPr>
             <w:r>
               <w:rPr>
                 <w:rFonts w:ascii="Calibri" w:cs="Calibri" w:eastAsia="Calibri" w:hAnsi="Calibri"/>
                 <w:color w:val="FFFFFF"/>
-                <w:sz w:val="19"/>
-                <w:szCs w:val="19"/>
+                <w:sz w:val="21"/>
+                <w:szCs w:val="21"/>
               </w:rPr>
               <w:t xml:space="preserve">Nacherzählen statt Wesentliches mit Zeilen.</w:t>
             </w:r>
@@ -1759,8 +1759,8 @@
               <w:rPr>
                 <w:rFonts w:ascii="Calibri" w:cs="Calibri" w:eastAsia="Calibri" w:hAnsi="Calibri"/>
                 <w:color w:val="FFFFFF"/>
-                <w:sz w:val="19"/>
-                <w:szCs w:val="19"/>
+                <w:sz w:val="21"/>
+                <w:szCs w:val="21"/>
               </w:rPr>
               <w:t xml:space="preserve">„Augenzeuge“? Lebensdaten mit dem Ereignis vergleichen.</w:t>
             </w:r>
@@ -1777,25 +1777,25 @@
             </w:tcBorders>
             <w:shd w:fill="F4ECDE" w:color="auto" w:val="clear"/>
             <w:tcMar>
-              <w:top w:type="dxa" w:w="80"/>
+              <w:top w:type="dxa" w:w="130"/>
               <w:left w:type="dxa" w:w="120"/>
-              <w:bottom w:type="dxa" w:w="80"/>
+              <w:bottom w:type="dxa" w:w="130"/>
               <w:right w:type="dxa" w:w="120"/>
             </w:tcMar>
             <w:vAlign w:val="top"/>
           </w:tcPr>
           <w:p>
             <w:pPr>
-              <w:spacing w:after="50" w:before="0"/>
-            </w:pPr>
-            <w:r>
-              <w:rPr>
-                <w:rFonts w:ascii="Calibri" w:cs="Calibri" w:eastAsia="Calibri" w:hAnsi="Calibri"/>
-                <w:b/>
-                <w:bCs/>
-                <w:color w:val="2B2318"/>
-                <w:sz w:val="19"/>
-                <w:szCs w:val="19"/>
+              <w:spacing w:after="60" w:before="0"/>
+            </w:pPr>
+            <w:r>
+              <w:rPr>
+                <w:rFonts w:ascii="Calibri" w:cs="Calibri" w:eastAsia="Calibri" w:hAnsi="Calibri"/>
+                <w:b/>
+                <w:bCs/>
+                <w:color w:val="2B2318"/>
+                <w:sz w:val="21"/>
+                <w:szCs w:val="21"/>
               </w:rPr>
               <w:t xml:space="preserve">Operatoren:</w:t>
             </w:r>
@@ -1803,8 +1803,8 @@
               <w:rPr>
                 <w:rFonts w:ascii="Calibri" w:cs="Calibri" w:eastAsia="Calibri" w:hAnsi="Calibri"/>
                 <w:color w:val="2B2318"/>
-                <w:sz w:val="19"/>
-                <w:szCs w:val="19"/>
+                <w:sz w:val="21"/>
+                <w:szCs w:val="21"/>
               </w:rPr>
               <w:t xml:space="preserve"> analysieren (2) · einordnen, erläutern (3) · </w:t>
             </w:r>
@@ -1814,8 +1814,8 @@
                 <w:b/>
                 <w:bCs/>
                 <w:color w:val="2B2318"/>
-                <w:sz w:val="19"/>
-                <w:szCs w:val="19"/>
+                <w:sz w:val="21"/>
+                <w:szCs w:val="21"/>
               </w:rPr>
               <w:t xml:space="preserve">beurteilen</w:t>
             </w:r>
@@ -1823,8 +1823,8 @@
               <w:rPr>
                 <w:rFonts w:ascii="Calibri" w:cs="Calibri" w:eastAsia="Calibri" w:hAnsi="Calibri"/>
                 <w:color w:val="2B2318"/>
-                <w:sz w:val="19"/>
-                <w:szCs w:val="19"/>
+                <w:sz w:val="21"/>
+                <w:szCs w:val="21"/>
               </w:rPr>
               <w:t xml:space="preserve"> = Sachurteil · </w:t>
             </w:r>
@@ -1834,8 +1834,8 @@
                 <w:b/>
                 <w:bCs/>
                 <w:color w:val="2B2318"/>
-                <w:sz w:val="19"/>
-                <w:szCs w:val="19"/>
+                <w:sz w:val="21"/>
+                <w:szCs w:val="21"/>
               </w:rPr>
               <w:t xml:space="preserve">bewerten</w:t>
             </w:r>
@@ -1843,8 +1843,8 @@
               <w:rPr>
                 <w:rFonts w:ascii="Calibri" w:cs="Calibri" w:eastAsia="Calibri" w:hAnsi="Calibri"/>
                 <w:color w:val="2B2318"/>
-                <w:sz w:val="19"/>
-                <w:szCs w:val="19"/>
+                <w:sz w:val="21"/>
+                <w:szCs w:val="21"/>
               </w:rPr>
               <w:t xml:space="preserve">, Stellung nehmen = Werturteil</w:t>
             </w:r>
@@ -1859,8 +1859,8 @@
                 <w:b/>
                 <w:bCs/>
                 <w:color w:val="2B2318"/>
-                <w:sz w:val="19"/>
-                <w:szCs w:val="19"/>
+                <w:sz w:val="21"/>
+                <w:szCs w:val="21"/>
               </w:rPr>
               <w:t xml:space="preserve">Bildquelle:</w:t>
             </w:r>
@@ -1868,8 +1868,8 @@
               <w:rPr>
                 <w:rFonts w:ascii="Calibri" w:cs="Calibri" w:eastAsia="Calibri" w:hAnsi="Calibri"/>
                 <w:color w:val="2B2318"/>
-                <w:sz w:val="19"/>
-                <w:szCs w:val="19"/>
+                <w:sz w:val="21"/>
+                <w:szCs w:val="21"/>
               </w:rPr>
               <w:t xml:space="preserve"> gleiche Schritte; in 2b die Gestaltungsmittel </w:t>
             </w:r>
@@ -1879,8 +1879,8 @@
                 <w:b/>
                 <w:bCs/>
                 <w:color w:val="2B2318"/>
-                <w:sz w:val="19"/>
-                <w:szCs w:val="19"/>
+                <w:sz w:val="21"/>
+                <w:szCs w:val="21"/>
               </w:rPr>
               <w:t xml:space="preserve">beschreiben</w:t>
             </w:r>
@@ -1888,8 +1888,8 @@
               <w:rPr>
                 <w:rFonts w:ascii="Calibri" w:cs="Calibri" w:eastAsia="Calibri" w:hAnsi="Calibri"/>
                 <w:color w:val="2B2318"/>
-                <w:sz w:val="19"/>
-                <w:szCs w:val="19"/>
+                <w:sz w:val="21"/>
+                <w:szCs w:val="21"/>
               </w:rPr>
               <w:t xml:space="preserve"> (Figuren, Symbole, Farben, Perspektive …) und </w:t>
             </w:r>
@@ -1899,8 +1899,8 @@
                 <w:b/>
                 <w:bCs/>
                 <w:color w:val="2B2318"/>
-                <w:sz w:val="19"/>
-                <w:szCs w:val="19"/>
+                <w:sz w:val="21"/>
+                <w:szCs w:val="21"/>
               </w:rPr>
               <w:t xml:space="preserve">deuten</w:t>
             </w:r>
@@ -1908,8 +1908,8 @@
               <w:rPr>
                 <w:rFonts w:ascii="Calibri" w:cs="Calibri" w:eastAsia="Calibri" w:hAnsi="Calibri"/>
                 <w:color w:val="2B2318"/>
-                <w:sz w:val="19"/>
-                <w:szCs w:val="19"/>
+                <w:sz w:val="21"/>
+                <w:szCs w:val="21"/>
               </w:rPr>
               <w:t xml:space="preserve">: Was ist die Botschaft?</w:t>
             </w:r>
